--- a/Volume 1/Chapter 07 - Networking Basics/SPA_Vol1_Ch7_Lesson7_1_IP_Addresses.docx
+++ b/Volume 1/Chapter 07 - Networking Basics/SPA_Vol1_Ch7_Lesson7_1_IP_Addresses.docx
@@ -1121,7 +1121,7 @@
         <w:keepNext/>
       </w:pPr>
       <w:r>
-        <w:t>Save each source and supporting file from this lesson into the matching path in the project layout. As in Chapter 1, notepad .\c\basic_addresses.c creates and opens one: choose Yes, type the file, save it with Ctrl+S, and close Notepad. Then install the TypeScript compiler for this project.</w:t>
+        <w:t>Next, let the tools create each project's settings file, as in Chapter 1. Remember, -o names the project folder; the starter Program.cs is replaced by this lesson's code in the C# section. Remember, go mod init makes the .\go folder a module; the go line shows your own Go version.</w:t>
       </w:r>
     </w:p>
     <w:p>
@@ -1132,9 +1132,298 @@
     <w:p>
       <w:pPr>
         <w:pStyle w:val="CommandBlock"/>
-      </w:pPr>
-      <w:r>
-        <w:t>npm --prefix .\typescript install --ignore-scripts --no-audit --no-fund</w:t>
+        <w:keepNext/>
+      </w:pPr>
+      <w:r>
+        <w:t>dotnet new console -o .\csharp\BasicAddresses</w:t>
+      </w:r>
+    </w:p>
+    <w:p>
+      <w:pPr>
+        <w:pStyle w:val="CommandBlock"/>
+        <w:keepNext/>
+      </w:pPr>
+      <w:r>
+        <w:t>dotnet new console -o .\csharp\Addresses</w:t>
+      </w:r>
+    </w:p>
+    <w:p>
+      <w:pPr>
+        <w:pStyle w:val="CommandBlock"/>
+      </w:pPr>
+      <w:r>
+        <w:t>go -C .\go mod init example.com/ipaddresses</w:t>
+      </w:r>
+    </w:p>
+    <w:p>
+      <w:pPr>
+        <w:keepNext/>
+      </w:pPr>
+    </w:p>
+    <w:p>
+      <w:pPr>
+        <w:keepNext/>
+      </w:pPr>
+      <w:r>
+        <w:t>Remember, npm init -y, npm pkg, then npm install.</w:t>
+      </w:r>
+    </w:p>
+    <w:p>
+      <w:pPr>
+        <w:keepNext/>
+      </w:pPr>
+    </w:p>
+    <w:p>
+      <w:pPr>
+        <w:pStyle w:val="CommandBlock"/>
+        <w:keepNext/>
+      </w:pPr>
+      <w:r>
+        <w:t>Push-Location .\typescript</w:t>
+      </w:r>
+    </w:p>
+    <w:p>
+      <w:pPr>
+        <w:pStyle w:val="CommandBlock"/>
+        <w:keepNext/>
+      </w:pPr>
+      <w:r>
+        <w:t>npm init -y</w:t>
+      </w:r>
+    </w:p>
+    <w:p>
+      <w:pPr>
+        <w:pStyle w:val="CommandBlock"/>
+        <w:keepNext/>
+      </w:pPr>
+      <w:r>
+        <w:t>npm pkg set name=ip-addresses-typescript type=module</w:t>
+      </w:r>
+    </w:p>
+    <w:p>
+      <w:pPr>
+        <w:pStyle w:val="CommandBlock"/>
+        <w:keepNext/>
+      </w:pPr>
+      <w:r>
+        <w:t>npm pkg set private=true --json</w:t>
+      </w:r>
+    </w:p>
+    <w:p>
+      <w:pPr>
+        <w:pStyle w:val="CommandBlock"/>
+        <w:keepNext/>
+      </w:pPr>
+      <w:r>
+        <w:t>npm pkg set "scripts.check=tsc --noEmit" "scripts.build=tsc --noEmitOnError"</w:t>
+      </w:r>
+    </w:p>
+    <w:p>
+      <w:pPr>
+        <w:pStyle w:val="CommandBlock"/>
+        <w:keepNext/>
+      </w:pPr>
+      <w:r>
+        <w:t>npm pkg delete version description main keywords author license scripts.test</w:t>
+      </w:r>
+    </w:p>
+    <w:p>
+      <w:pPr>
+        <w:pStyle w:val="CommandBlock"/>
+        <w:keepNext/>
+      </w:pPr>
+      <w:r>
+        <w:t>npm install --save-dev --save-exact typescript@7.0.2 @types/node@24.13.5 `</w:t>
+      </w:r>
+    </w:p>
+    <w:p>
+      <w:pPr>
+        <w:pStyle w:val="CommandBlock"/>
+        <w:keepNext/>
+      </w:pPr>
+      <w:r>
+        <w:t xml:space="preserve">    --ignore-scripts --no-audit --no-fund</w:t>
+      </w:r>
+    </w:p>
+    <w:p>
+      <w:pPr>
+        <w:pStyle w:val="CommandBlock"/>
+      </w:pPr>
+      <w:r>
+        <w:t>Pop-Location</w:t>
+      </w:r>
+    </w:p>
+    <w:p>
+      <w:pPr>
+        <w:keepNext/>
+      </w:pPr>
+    </w:p>
+    <w:p>
+      <w:r>
+        <w:t>Then type the TypeScript compiler settings. As in Chapter 1, notepad .\typescript\tsconfig.json creates and opens the file: choose Yes, type the file, save it with Ctrl+S, and close Notepad.</w:t>
+      </w:r>
+    </w:p>
+    <w:p>
+      <w:pPr>
+        <w:keepNext/>
+      </w:pPr>
+    </w:p>
+    <w:p>
+      <w:pPr>
+        <w:pStyle w:val="Heading3"/>
+      </w:pPr>
+      <w:r>
+        <w:t>typescript/tsconfig.json</w:t>
+      </w:r>
+    </w:p>
+    <w:p>
+      <w:pPr>
+        <w:pStyle w:val="SourceCode"/>
+        <w:keepNext/>
+      </w:pPr>
+      <w:r>
+        <w:t>{</w:t>
+      </w:r>
+    </w:p>
+    <w:p>
+      <w:pPr>
+        <w:pStyle w:val="SourceCode"/>
+        <w:keepNext/>
+      </w:pPr>
+      <w:r>
+        <w:t xml:space="preserve">  "compilerOptions": {</w:t>
+      </w:r>
+    </w:p>
+    <w:p>
+      <w:pPr>
+        <w:pStyle w:val="SourceCode"/>
+      </w:pPr>
+      <w:r>
+        <w:t xml:space="preserve">    "target": "ES2022",</w:t>
+      </w:r>
+    </w:p>
+    <w:p>
+      <w:pPr>
+        <w:pStyle w:val="SourceCode"/>
+      </w:pPr>
+      <w:r>
+        <w:t xml:space="preserve">    "module": "NodeNext",</w:t>
+      </w:r>
+    </w:p>
+    <w:p>
+      <w:pPr>
+        <w:pStyle w:val="SourceCode"/>
+      </w:pPr>
+      <w:r>
+        <w:t xml:space="preserve">    "moduleResolution": "NodeNext",</w:t>
+      </w:r>
+    </w:p>
+    <w:p>
+      <w:pPr>
+        <w:pStyle w:val="SourceCode"/>
+      </w:pPr>
+      <w:r>
+        <w:t xml:space="preserve">    "rootDir": "src",</w:t>
+      </w:r>
+    </w:p>
+    <w:p>
+      <w:pPr>
+        <w:pStyle w:val="SourceCode"/>
+      </w:pPr>
+      <w:r>
+        <w:t xml:space="preserve">    "outDir": "dist",</w:t>
+      </w:r>
+    </w:p>
+    <w:p>
+      <w:pPr>
+        <w:pStyle w:val="SourceCode"/>
+      </w:pPr>
+      <w:r>
+        <w:t xml:space="preserve">    "strict": true,</w:t>
+      </w:r>
+    </w:p>
+    <w:p>
+      <w:pPr>
+        <w:pStyle w:val="SourceCode"/>
+      </w:pPr>
+      <w:r>
+        <w:t xml:space="preserve">    "types": [</w:t>
+      </w:r>
+    </w:p>
+    <w:p>
+      <w:pPr>
+        <w:pStyle w:val="SourceCode"/>
+      </w:pPr>
+      <w:r>
+        <w:t xml:space="preserve">      "node"</w:t>
+      </w:r>
+    </w:p>
+    <w:p>
+      <w:pPr>
+        <w:pStyle w:val="SourceCode"/>
+      </w:pPr>
+      <w:r>
+        <w:t xml:space="preserve">    ],</w:t>
+      </w:r>
+    </w:p>
+    <w:p>
+      <w:pPr>
+        <w:pStyle w:val="SourceCode"/>
+      </w:pPr>
+      <w:r>
+        <w:t xml:space="preserve">    "moduleDetection": "force"</w:t>
+      </w:r>
+    </w:p>
+    <w:p>
+      <w:pPr>
+        <w:pStyle w:val="SourceCode"/>
+      </w:pPr>
+      <w:r>
+        <w:t xml:space="preserve">  },</w:t>
+      </w:r>
+    </w:p>
+    <w:p>
+      <w:pPr>
+        <w:pStyle w:val="SourceCode"/>
+      </w:pPr>
+      <w:r>
+        <w:t xml:space="preserve">  "include": [</w:t>
+      </w:r>
+    </w:p>
+    <w:p>
+      <w:pPr>
+        <w:pStyle w:val="SourceCode"/>
+        <w:keepNext/>
+      </w:pPr>
+      <w:r>
+        <w:t xml:space="preserve">    "src/**/*.ts"</w:t>
+      </w:r>
+    </w:p>
+    <w:p>
+      <w:pPr>
+        <w:pStyle w:val="SourceCode"/>
+        <w:keepNext/>
+      </w:pPr>
+      <w:r>
+        <w:t xml:space="preserve">  ]</w:t>
+      </w:r>
+    </w:p>
+    <w:p>
+      <w:pPr>
+        <w:pStyle w:val="SourceCode"/>
+      </w:pPr>
+      <w:r>
+        <w:t>}</w:t>
+      </w:r>
+    </w:p>
+    <w:p>
+      <w:pPr>
+        <w:keepNext/>
+      </w:pPr>
+    </w:p>
+    <w:p>
+      <w:r>
+        <w:t>You save each source file in its language's section below, as each is shown. As in Chapter 1, notepad .\c\basic_addresses.c creates and opens one: choose Yes, type the file, save it with Ctrl+S, and close Notepad.</w:t>
       </w:r>
     </w:p>
     <w:p>
@@ -1204,7 +1493,7 @@
         <w:keepNext/>
       </w:pPr>
       <w:r>
-        <w:t>Save each source and supporting file from this lesson into the matching path in the project layout. As in Chapter 1, nano ./c/basic_addresses.c creates and opens one: type the file, then save and close it with Ctrl+O, Enter, then Ctrl+X. Then install the TypeScript compiler for this project.</w:t>
+        <w:t>Then create the C#, Go, and TypeScript project files with the same commands as on Windows; cd moves into ./typescript for the npm lines, and cd .. moves back.</w:t>
       </w:r>
     </w:p>
     <w:p>
@@ -1215,9 +1504,118 @@
     <w:p>
       <w:pPr>
         <w:pStyle w:val="CommandBlock"/>
-      </w:pPr>
-      <w:r>
-        <w:t>npm --prefix ./typescript install --ignore-scripts --no-audit --no-fund</w:t>
+        <w:keepNext/>
+      </w:pPr>
+      <w:r>
+        <w:t>dotnet new console -o ./csharp/BasicAddresses</w:t>
+      </w:r>
+    </w:p>
+    <w:p>
+      <w:pPr>
+        <w:pStyle w:val="CommandBlock"/>
+        <w:keepNext/>
+      </w:pPr>
+      <w:r>
+        <w:t>dotnet new console -o ./csharp/Addresses</w:t>
+      </w:r>
+    </w:p>
+    <w:p>
+      <w:pPr>
+        <w:pStyle w:val="CommandBlock"/>
+        <w:keepNext/>
+      </w:pPr>
+      <w:r>
+        <w:t>go -C ./go mod init example.com/ipaddresses</w:t>
+      </w:r>
+    </w:p>
+    <w:p>
+      <w:pPr>
+        <w:pStyle w:val="CommandBlock"/>
+        <w:keepNext/>
+      </w:pPr>
+      <w:r>
+        <w:t>cd ./typescript</w:t>
+      </w:r>
+    </w:p>
+    <w:p>
+      <w:pPr>
+        <w:pStyle w:val="CommandBlock"/>
+        <w:keepNext/>
+      </w:pPr>
+      <w:r>
+        <w:t>npm init -y</w:t>
+      </w:r>
+    </w:p>
+    <w:p>
+      <w:pPr>
+        <w:pStyle w:val="CommandBlock"/>
+        <w:keepNext/>
+      </w:pPr>
+      <w:r>
+        <w:t>npm pkg set name=ip-addresses-typescript type=module</w:t>
+      </w:r>
+    </w:p>
+    <w:p>
+      <w:pPr>
+        <w:pStyle w:val="CommandBlock"/>
+        <w:keepNext/>
+      </w:pPr>
+      <w:r>
+        <w:t>npm pkg set private=true --json</w:t>
+      </w:r>
+    </w:p>
+    <w:p>
+      <w:pPr>
+        <w:pStyle w:val="CommandBlock"/>
+        <w:keepNext/>
+      </w:pPr>
+      <w:r>
+        <w:t>npm pkg set "scripts.check=tsc --noEmit" "scripts.build=tsc --noEmitOnError"</w:t>
+      </w:r>
+    </w:p>
+    <w:p>
+      <w:pPr>
+        <w:pStyle w:val="CommandBlock"/>
+        <w:keepNext/>
+      </w:pPr>
+      <w:r>
+        <w:t>npm pkg delete version description main keywords author license scripts.test</w:t>
+      </w:r>
+    </w:p>
+    <w:p>
+      <w:pPr>
+        <w:pStyle w:val="CommandBlock"/>
+        <w:keepNext/>
+      </w:pPr>
+      <w:r>
+        <w:t>npm install --save-dev --save-exact typescript@7.0.2 @types/node@24.13.5 \</w:t>
+      </w:r>
+    </w:p>
+    <w:p>
+      <w:pPr>
+        <w:pStyle w:val="CommandBlock"/>
+        <w:keepNext/>
+      </w:pPr>
+      <w:r>
+        <w:t xml:space="preserve">    --ignore-scripts --no-audit --no-fund</w:t>
+      </w:r>
+    </w:p>
+    <w:p>
+      <w:pPr>
+        <w:pStyle w:val="CommandBlock"/>
+      </w:pPr>
+      <w:r>
+        <w:t>cd ..</w:t>
+      </w:r>
+    </w:p>
+    <w:p>
+      <w:pPr>
+        <w:keepNext/>
+      </w:pPr>
+    </w:p>
+    <w:p>
+      <w:r>
+        <w:t>Type typescript/tsconfig.json exactly as shown in the Windows setup. You save each source file in its language's section below, as each is shown. As in Chapter 1, nano ./c/basic_addresses.c creates and opens one: type the file, then save and close it with Ctrl+O, Enter, then Ctrl+X.</w:t>
       </w:r>
     </w:p>
     <w:p>
@@ -17001,7 +17399,7 @@
     </w:p>
     <w:p>
       <w:r>
-        <w:t>These files follow the same pattern as the earlier lessons: only the project names change. Remember, each .csproj targets net10.0, go.mod names this lesson's Go module, example.com/ipaddresses, and package.json pins the TypeScript compiler, 7.0.2, and Node's type definitions for this project.</w:t>
+        <w:t>These are the files the setup commands wrote, shown here so you can check yours. Each .csproj targets net10.0, go.mod names this lesson's Go module, example.com/ipaddresses, and package.json pins the TypeScript compiler, 7.0.2, and Node's type definitions for this project. Your go line shows your own Go version, and the blank lines and the order of the package.json fields may differ.</w:t>
       </w:r>
     </w:p>
     <w:p>
@@ -17339,164 +17737,6 @@
       </w:pPr>
       <w:r>
         <w:t xml:space="preserve">  }</w:t>
-      </w:r>
-    </w:p>
-    <w:p>
-      <w:pPr>
-        <w:pStyle w:val="SourceCode"/>
-      </w:pPr>
-      <w:r>
-        <w:t>}</w:t>
-      </w:r>
-    </w:p>
-    <w:p>
-      <w:pPr>
-        <w:keepNext/>
-      </w:pPr>
-    </w:p>
-    <w:p>
-      <w:pPr>
-        <w:keepNext/>
-      </w:pPr>
-    </w:p>
-    <w:p>
-      <w:pPr>
-        <w:pStyle w:val="Heading2"/>
-      </w:pPr>
-      <w:r>
-        <w:t>typescript/tsconfig.json</w:t>
-      </w:r>
-    </w:p>
-    <w:p>
-      <w:pPr>
-        <w:pStyle w:val="SourceCode"/>
-        <w:keepNext/>
-      </w:pPr>
-      <w:r>
-        <w:t>{</w:t>
-      </w:r>
-    </w:p>
-    <w:p>
-      <w:pPr>
-        <w:pStyle w:val="SourceCode"/>
-        <w:keepNext/>
-      </w:pPr>
-      <w:r>
-        <w:t xml:space="preserve">  "compilerOptions": {</w:t>
-      </w:r>
-    </w:p>
-    <w:p>
-      <w:pPr>
-        <w:pStyle w:val="SourceCode"/>
-      </w:pPr>
-      <w:r>
-        <w:t xml:space="preserve">    "target": "ES2022",</w:t>
-      </w:r>
-    </w:p>
-    <w:p>
-      <w:pPr>
-        <w:pStyle w:val="SourceCode"/>
-      </w:pPr>
-      <w:r>
-        <w:t xml:space="preserve">    "module": "NodeNext",</w:t>
-      </w:r>
-    </w:p>
-    <w:p>
-      <w:pPr>
-        <w:pStyle w:val="SourceCode"/>
-      </w:pPr>
-      <w:r>
-        <w:t xml:space="preserve">    "moduleResolution": "NodeNext",</w:t>
-      </w:r>
-    </w:p>
-    <w:p>
-      <w:pPr>
-        <w:pStyle w:val="SourceCode"/>
-      </w:pPr>
-      <w:r>
-        <w:t xml:space="preserve">    "rootDir": "src",</w:t>
-      </w:r>
-    </w:p>
-    <w:p>
-      <w:pPr>
-        <w:pStyle w:val="SourceCode"/>
-      </w:pPr>
-      <w:r>
-        <w:t xml:space="preserve">    "outDir": "dist",</w:t>
-      </w:r>
-    </w:p>
-    <w:p>
-      <w:pPr>
-        <w:pStyle w:val="SourceCode"/>
-      </w:pPr>
-      <w:r>
-        <w:t xml:space="preserve">    "strict": true,</w:t>
-      </w:r>
-    </w:p>
-    <w:p>
-      <w:pPr>
-        <w:pStyle w:val="SourceCode"/>
-      </w:pPr>
-      <w:r>
-        <w:t xml:space="preserve">    "types": [</w:t>
-      </w:r>
-    </w:p>
-    <w:p>
-      <w:pPr>
-        <w:pStyle w:val="SourceCode"/>
-      </w:pPr>
-      <w:r>
-        <w:t xml:space="preserve">      "node"</w:t>
-      </w:r>
-    </w:p>
-    <w:p>
-      <w:pPr>
-        <w:pStyle w:val="SourceCode"/>
-      </w:pPr>
-      <w:r>
-        <w:t xml:space="preserve">    ],</w:t>
-      </w:r>
-    </w:p>
-    <w:p>
-      <w:pPr>
-        <w:pStyle w:val="SourceCode"/>
-      </w:pPr>
-      <w:r>
-        <w:t xml:space="preserve">    "moduleDetection": "force"</w:t>
-      </w:r>
-    </w:p>
-    <w:p>
-      <w:pPr>
-        <w:pStyle w:val="SourceCode"/>
-      </w:pPr>
-      <w:r>
-        <w:t xml:space="preserve">  },</w:t>
-      </w:r>
-    </w:p>
-    <w:p>
-      <w:pPr>
-        <w:pStyle w:val="SourceCode"/>
-      </w:pPr>
-      <w:r>
-        <w:t xml:space="preserve">  "include": [</w:t>
-      </w:r>
-    </w:p>
-    <w:p>
-      <w:pPr>
-        <w:pStyle w:val="SourceCode"/>
-        <w:keepNext/>
-      </w:pPr>
-      <w:r>
-        <w:t xml:space="preserve">    "src/**/*.ts"</w:t>
-      </w:r>
-    </w:p>
-    <w:p>
-      <w:pPr>
-        <w:pStyle w:val="SourceCode"/>
-        <w:keepNext/>
-      </w:pPr>
-      <w:r>
-        <w:t xml:space="preserve">  ]</w:t>
       </w:r>
     </w:p>
     <w:p>
@@ -18744,31 +18984,31 @@
       </w:rPr>
     </w:lvl>
   </w:abstractNum>
-  <w:num w:numId="1" w16cid:durableId="145511900">
+  <w:num w:numId="1" w16cid:durableId="942229938">
     <w:abstractNumId w:val="8"/>
   </w:num>
-  <w:num w:numId="2" w16cid:durableId="151721305">
+  <w:num w:numId="2" w16cid:durableId="1947343712">
     <w:abstractNumId w:val="6"/>
   </w:num>
-  <w:num w:numId="3" w16cid:durableId="305401249">
+  <w:num w:numId="3" w16cid:durableId="1378046788">
     <w:abstractNumId w:val="5"/>
   </w:num>
-  <w:num w:numId="4" w16cid:durableId="1176000806">
+  <w:num w:numId="4" w16cid:durableId="1936132495">
     <w:abstractNumId w:val="4"/>
   </w:num>
-  <w:num w:numId="5" w16cid:durableId="184173790">
+  <w:num w:numId="5" w16cid:durableId="557522485">
     <w:abstractNumId w:val="7"/>
   </w:num>
-  <w:num w:numId="6" w16cid:durableId="697661075">
+  <w:num w:numId="6" w16cid:durableId="323969555">
     <w:abstractNumId w:val="3"/>
   </w:num>
-  <w:num w:numId="7" w16cid:durableId="1215239049">
+  <w:num w:numId="7" w16cid:durableId="606012698">
     <w:abstractNumId w:val="2"/>
   </w:num>
-  <w:num w:numId="8" w16cid:durableId="51319023">
+  <w:num w:numId="8" w16cid:durableId="1767771182">
     <w:abstractNumId w:val="1"/>
   </w:num>
-  <w:num w:numId="9" w16cid:durableId="1994219766">
+  <w:num w:numId="9" w16cid:durableId="1689402569">
     <w:abstractNumId w:val="0"/>
   </w:num>
 </w:numbering>
